--- a/templates/FRENCH/Table_summary_template.docx
+++ b/templates/FRENCH/Table_summary_template.docx
@@ -1,6 +1,6 @@
 
 <file path=word/document.xml><?xml version="1.0" encoding="utf-8"?>
-<w:document xmlns:wpc="http://schemas.microsoft.com/office/word/2010/wordprocessingCanvas" xmlns:cx="http://schemas.microsoft.com/office/drawing/2014/chartex" xmlns:cx1="http://schemas.microsoft.com/office/drawing/2015/9/8/chartex" xmlns:cx2="http://schemas.microsoft.com/office/drawing/2015/10/21/chartex" xmlns:cx3="http://schemas.microsoft.com/office/drawing/2016/5/9/chartex" xmlns:cx4="http://schemas.microsoft.com/office/drawing/2016/5/10/chartex" xmlns:cx5="http://schemas.microsoft.com/office/drawing/2016/5/11/chartex" xmlns:cx6="http://schemas.microsoft.com/office/drawing/2016/5/12/chartex" xmlns:cx7="http://schemas.microsoft.com/office/drawing/2016/5/13/chartex" xmlns:cx8="http://schemas.microsoft.com/office/drawing/2016/5/14/chartex" xmlns:mc="http://schemas.openxmlformats.org/markup-compatibility/2006" xmlns:aink="http://schemas.microsoft.com/office/drawing/2016/ink" xmlns:am3d="http://schemas.microsoft.com/office/drawing/2017/model3d" xmlns:o="urn:schemas-microsoft-com:office:office" xmlns:oel="http://schemas.microsoft.com/office/2019/extlst" xmlns:r="http://schemas.openxmlformats.org/officeDocument/2006/relationships" xmlns:m="http://schemas.openxmlformats.org/officeDocument/2006/math" xmlns:v="urn:schemas-microsoft-com:vml" xmlns:wp14="http://schemas.microsoft.com/office/word/2010/wordprocessingDrawing" xmlns:wp="http://schemas.openxmlformats.org/drawingml/2006/wordprocessingDrawing" xmlns:w10="urn:schemas-microsoft-com:office:word" xmlns:w="http://schemas.openxmlformats.org/wordprocessingml/2006/main" xmlns:w14="http://schemas.microsoft.com/office/word/2010/wordml" xmlns:w15="http://schemas.microsoft.com/office/word/2012/wordml" xmlns:w16cex="http://schemas.microsoft.com/office/word/2018/wordml/cex" xmlns:w16cid="http://schemas.microsoft.com/office/word/2016/wordml/cid" xmlns:w16="http://schemas.microsoft.com/office/word/2018/wordml" xmlns:w16sdtdh="http://schemas.microsoft.com/office/word/2020/wordml/sdtdatahash" xmlns:w16se="http://schemas.microsoft.com/office/word/2015/wordml/symex" xmlns:wpg="http://schemas.microsoft.com/office/word/2010/wordprocessingGroup" xmlns:wpi="http://schemas.microsoft.com/office/word/2010/wordprocessingInk" xmlns:wne="http://schemas.microsoft.com/office/word/2006/wordml" xmlns:wps="http://schemas.microsoft.com/office/word/2010/wordprocessingShape" mc:Ignorable="w14 w15 w16se w16cid w16 w16cex w16sdtdh wp14">
+<w:document xmlns:wpc="http://schemas.microsoft.com/office/word/2010/wordprocessingCanvas" xmlns:cx="http://schemas.microsoft.com/office/drawing/2014/chartex" xmlns:cx1="http://schemas.microsoft.com/office/drawing/2015/9/8/chartex" xmlns:cx2="http://schemas.microsoft.com/office/drawing/2015/10/21/chartex" xmlns:cx3="http://schemas.microsoft.com/office/drawing/2016/5/9/chartex" xmlns:cx4="http://schemas.microsoft.com/office/drawing/2016/5/10/chartex" xmlns:cx5="http://schemas.microsoft.com/office/drawing/2016/5/11/chartex" xmlns:cx6="http://schemas.microsoft.com/office/drawing/2016/5/12/chartex" xmlns:cx7="http://schemas.microsoft.com/office/drawing/2016/5/13/chartex" xmlns:cx8="http://schemas.microsoft.com/office/drawing/2016/5/14/chartex" xmlns:mc="http://schemas.openxmlformats.org/markup-compatibility/2006" xmlns:aink="http://schemas.microsoft.com/office/drawing/2016/ink" xmlns:am3d="http://schemas.microsoft.com/office/drawing/2017/model3d" xmlns:o="urn:schemas-microsoft-com:office:office" xmlns:oel="http://schemas.microsoft.com/office/2019/extlst" xmlns:r="http://schemas.openxmlformats.org/officeDocument/2006/relationships" xmlns:m="http://schemas.openxmlformats.org/officeDocument/2006/math" xmlns:v="urn:schemas-microsoft-com:vml" xmlns:wp14="http://schemas.microsoft.com/office/word/2010/wordprocessingDrawing" xmlns:wp="http://schemas.openxmlformats.org/drawingml/2006/wordprocessingDrawing" xmlns:w10="urn:schemas-microsoft-com:office:word" xmlns:w="http://schemas.openxmlformats.org/wordprocessingml/2006/main" xmlns:w14="http://schemas.microsoft.com/office/word/2010/wordml" xmlns:w15="http://schemas.microsoft.com/office/word/2012/wordml" xmlns:w16cex="http://schemas.microsoft.com/office/word/2018/wordml/cex" xmlns:w16cid="http://schemas.microsoft.com/office/word/2016/wordml/cid" xmlns:w16="http://schemas.microsoft.com/office/word/2018/wordml" xmlns:w16du="http://schemas.microsoft.com/office/word/2023/wordml/word16du" xmlns:w16sdtdh="http://schemas.microsoft.com/office/word/2020/wordml/sdtdatahash" xmlns:w16sdtfl="http://schemas.microsoft.com/office/word/2024/wordml/sdtformatlock" xmlns:w16se="http://schemas.microsoft.com/office/word/2015/wordml/symex" xmlns:wpg="http://schemas.microsoft.com/office/word/2010/wordprocessingGroup" xmlns:wpi="http://schemas.microsoft.com/office/word/2010/wordprocessingInk" xmlns:wne="http://schemas.microsoft.com/office/word/2006/wordml" xmlns:wps="http://schemas.microsoft.com/office/word/2010/wordprocessingShape" mc:Ignorable="w14 w15 w16se w16cid w16 w16cex w16sdtdh w16sdtfl w16du wp14">
   <w:body>
     <w:p>
       <w:pPr>
@@ -26,7 +26,7 @@
 </file>
 
 <file path=word/endnotes.xml><?xml version="1.0" encoding="utf-8"?>
-<w:endnotes xmlns:wpc="http://schemas.microsoft.com/office/word/2010/wordprocessingCanvas" xmlns:cx="http://schemas.microsoft.com/office/drawing/2014/chartex" xmlns:cx1="http://schemas.microsoft.com/office/drawing/2015/9/8/chartex" xmlns:cx2="http://schemas.microsoft.com/office/drawing/2015/10/21/chartex" xmlns:cx3="http://schemas.microsoft.com/office/drawing/2016/5/9/chartex" xmlns:cx4="http://schemas.microsoft.com/office/drawing/2016/5/10/chartex" xmlns:cx5="http://schemas.microsoft.com/office/drawing/2016/5/11/chartex" xmlns:cx6="http://schemas.microsoft.com/office/drawing/2016/5/12/chartex" xmlns:cx7="http://schemas.microsoft.com/office/drawing/2016/5/13/chartex" xmlns:cx8="http://schemas.microsoft.com/office/drawing/2016/5/14/chartex" xmlns:mc="http://schemas.openxmlformats.org/markup-compatibility/2006" xmlns:aink="http://schemas.microsoft.com/office/drawing/2016/ink" xmlns:am3d="http://schemas.microsoft.com/office/drawing/2017/model3d" xmlns:o="urn:schemas-microsoft-com:office:office" xmlns:oel="http://schemas.microsoft.com/office/2019/extlst" xmlns:r="http://schemas.openxmlformats.org/officeDocument/2006/relationships" xmlns:m="http://schemas.openxmlformats.org/officeDocument/2006/math" xmlns:v="urn:schemas-microsoft-com:vml" xmlns:wp14="http://schemas.microsoft.com/office/word/2010/wordprocessingDrawing" xmlns:wp="http://schemas.openxmlformats.org/drawingml/2006/wordprocessingDrawing" xmlns:w10="urn:schemas-microsoft-com:office:word" xmlns:w="http://schemas.openxmlformats.org/wordprocessingml/2006/main" xmlns:w14="http://schemas.microsoft.com/office/word/2010/wordml" xmlns:w15="http://schemas.microsoft.com/office/word/2012/wordml" xmlns:w16cex="http://schemas.microsoft.com/office/word/2018/wordml/cex" xmlns:w16cid="http://schemas.microsoft.com/office/word/2016/wordml/cid" xmlns:w16="http://schemas.microsoft.com/office/word/2018/wordml" xmlns:w16sdtdh="http://schemas.microsoft.com/office/word/2020/wordml/sdtdatahash" xmlns:w16se="http://schemas.microsoft.com/office/word/2015/wordml/symex" xmlns:wpg="http://schemas.microsoft.com/office/word/2010/wordprocessingGroup" xmlns:wpi="http://schemas.microsoft.com/office/word/2010/wordprocessingInk" xmlns:wne="http://schemas.microsoft.com/office/word/2006/wordml" xmlns:wps="http://schemas.microsoft.com/office/word/2010/wordprocessingShape" mc:Ignorable="w14 w15 w16se w16cid w16 w16cex w16sdtdh wp14">
+<w:endnotes xmlns:wpc="http://schemas.microsoft.com/office/word/2010/wordprocessingCanvas" xmlns:cx="http://schemas.microsoft.com/office/drawing/2014/chartex" xmlns:cx1="http://schemas.microsoft.com/office/drawing/2015/9/8/chartex" xmlns:cx2="http://schemas.microsoft.com/office/drawing/2015/10/21/chartex" xmlns:cx3="http://schemas.microsoft.com/office/drawing/2016/5/9/chartex" xmlns:cx4="http://schemas.microsoft.com/office/drawing/2016/5/10/chartex" xmlns:cx5="http://schemas.microsoft.com/office/drawing/2016/5/11/chartex" xmlns:cx6="http://schemas.microsoft.com/office/drawing/2016/5/12/chartex" xmlns:cx7="http://schemas.microsoft.com/office/drawing/2016/5/13/chartex" xmlns:cx8="http://schemas.microsoft.com/office/drawing/2016/5/14/chartex" xmlns:mc="http://schemas.openxmlformats.org/markup-compatibility/2006" xmlns:aink="http://schemas.microsoft.com/office/drawing/2016/ink" xmlns:am3d="http://schemas.microsoft.com/office/drawing/2017/model3d" xmlns:o="urn:schemas-microsoft-com:office:office" xmlns:oel="http://schemas.microsoft.com/office/2019/extlst" xmlns:r="http://schemas.openxmlformats.org/officeDocument/2006/relationships" xmlns:m="http://schemas.openxmlformats.org/officeDocument/2006/math" xmlns:v="urn:schemas-microsoft-com:vml" xmlns:wp14="http://schemas.microsoft.com/office/word/2010/wordprocessingDrawing" xmlns:wp="http://schemas.openxmlformats.org/drawingml/2006/wordprocessingDrawing" xmlns:w10="urn:schemas-microsoft-com:office:word" xmlns:w="http://schemas.openxmlformats.org/wordprocessingml/2006/main" xmlns:w14="http://schemas.microsoft.com/office/word/2010/wordml" xmlns:w15="http://schemas.microsoft.com/office/word/2012/wordml" xmlns:w16cex="http://schemas.microsoft.com/office/word/2018/wordml/cex" xmlns:w16cid="http://schemas.microsoft.com/office/word/2016/wordml/cid" xmlns:w16="http://schemas.microsoft.com/office/word/2018/wordml" xmlns:w16du="http://schemas.microsoft.com/office/word/2023/wordml/word16du" xmlns:w16sdtdh="http://schemas.microsoft.com/office/word/2020/wordml/sdtdatahash" xmlns:w16sdtfl="http://schemas.microsoft.com/office/word/2024/wordml/sdtformatlock" xmlns:w16se="http://schemas.microsoft.com/office/word/2015/wordml/symex" xmlns:wpg="http://schemas.microsoft.com/office/word/2010/wordprocessingGroup" xmlns:wpi="http://schemas.microsoft.com/office/word/2010/wordprocessingInk" xmlns:wne="http://schemas.microsoft.com/office/word/2006/wordml" xmlns:wps="http://schemas.microsoft.com/office/word/2010/wordprocessingShape" mc:Ignorable="w14 w15 w16se w16cid w16 w16cex w16sdtdh w16sdtfl w16du wp14">
   <w:endnote w:type="separator" w:id="-1">
     <w:p>
       <w:r>
@@ -45,7 +45,7 @@
 </file>
 
 <file path=word/footer1.xml><?xml version="1.0" encoding="utf-8"?>
-<w:ftr xmlns:wpc="http://schemas.microsoft.com/office/word/2010/wordprocessingCanvas" xmlns:cx="http://schemas.microsoft.com/office/drawing/2014/chartex" xmlns:cx1="http://schemas.microsoft.com/office/drawing/2015/9/8/chartex" xmlns:cx2="http://schemas.microsoft.com/office/drawing/2015/10/21/chartex" xmlns:cx3="http://schemas.microsoft.com/office/drawing/2016/5/9/chartex" xmlns:cx4="http://schemas.microsoft.com/office/drawing/2016/5/10/chartex" xmlns:cx5="http://schemas.microsoft.com/office/drawing/2016/5/11/chartex" xmlns:cx6="http://schemas.microsoft.com/office/drawing/2016/5/12/chartex" xmlns:cx7="http://schemas.microsoft.com/office/drawing/2016/5/13/chartex" xmlns:cx8="http://schemas.microsoft.com/office/drawing/2016/5/14/chartex" xmlns:mc="http://schemas.openxmlformats.org/markup-compatibility/2006" xmlns:aink="http://schemas.microsoft.com/office/drawing/2016/ink" xmlns:am3d="http://schemas.microsoft.com/office/drawing/2017/model3d" xmlns:o="urn:schemas-microsoft-com:office:office" xmlns:oel="http://schemas.microsoft.com/office/2019/extlst" xmlns:r="http://schemas.openxmlformats.org/officeDocument/2006/relationships" xmlns:m="http://schemas.openxmlformats.org/officeDocument/2006/math" xmlns:v="urn:schemas-microsoft-com:vml" xmlns:wp14="http://schemas.microsoft.com/office/word/2010/wordprocessingDrawing" xmlns:wp="http://schemas.openxmlformats.org/drawingml/2006/wordprocessingDrawing" xmlns:w10="urn:schemas-microsoft-com:office:word" xmlns:w="http://schemas.openxmlformats.org/wordprocessingml/2006/main" xmlns:w14="http://schemas.microsoft.com/office/word/2010/wordml" xmlns:w15="http://schemas.microsoft.com/office/word/2012/wordml" xmlns:w16cex="http://schemas.microsoft.com/office/word/2018/wordml/cex" xmlns:w16cid="http://schemas.microsoft.com/office/word/2016/wordml/cid" xmlns:w16="http://schemas.microsoft.com/office/word/2018/wordml" xmlns:w16sdtdh="http://schemas.microsoft.com/office/word/2020/wordml/sdtdatahash" xmlns:w16se="http://schemas.microsoft.com/office/word/2015/wordml/symex" xmlns:wpg="http://schemas.microsoft.com/office/word/2010/wordprocessingGroup" xmlns:wpi="http://schemas.microsoft.com/office/word/2010/wordprocessingInk" xmlns:wne="http://schemas.microsoft.com/office/word/2006/wordml" xmlns:wps="http://schemas.microsoft.com/office/word/2010/wordprocessingShape" mc:Ignorable="w14 w15 w16se w16cid w16 w16cex w16sdtdh wp14">
+<w:ftr xmlns:wpc="http://schemas.microsoft.com/office/word/2010/wordprocessingCanvas" xmlns:cx="http://schemas.microsoft.com/office/drawing/2014/chartex" xmlns:cx1="http://schemas.microsoft.com/office/drawing/2015/9/8/chartex" xmlns:cx2="http://schemas.microsoft.com/office/drawing/2015/10/21/chartex" xmlns:cx3="http://schemas.microsoft.com/office/drawing/2016/5/9/chartex" xmlns:cx4="http://schemas.microsoft.com/office/drawing/2016/5/10/chartex" xmlns:cx5="http://schemas.microsoft.com/office/drawing/2016/5/11/chartex" xmlns:cx6="http://schemas.microsoft.com/office/drawing/2016/5/12/chartex" xmlns:cx7="http://schemas.microsoft.com/office/drawing/2016/5/13/chartex" xmlns:cx8="http://schemas.microsoft.com/office/drawing/2016/5/14/chartex" xmlns:mc="http://schemas.openxmlformats.org/markup-compatibility/2006" xmlns:aink="http://schemas.microsoft.com/office/drawing/2016/ink" xmlns:am3d="http://schemas.microsoft.com/office/drawing/2017/model3d" xmlns:o="urn:schemas-microsoft-com:office:office" xmlns:oel="http://schemas.microsoft.com/office/2019/extlst" xmlns:r="http://schemas.openxmlformats.org/officeDocument/2006/relationships" xmlns:m="http://schemas.openxmlformats.org/officeDocument/2006/math" xmlns:v="urn:schemas-microsoft-com:vml" xmlns:wp14="http://schemas.microsoft.com/office/word/2010/wordprocessingDrawing" xmlns:wp="http://schemas.openxmlformats.org/drawingml/2006/wordprocessingDrawing" xmlns:w10="urn:schemas-microsoft-com:office:word" xmlns:w="http://schemas.openxmlformats.org/wordprocessingml/2006/main" xmlns:w14="http://schemas.microsoft.com/office/word/2010/wordml" xmlns:w15="http://schemas.microsoft.com/office/word/2012/wordml" xmlns:w16cex="http://schemas.microsoft.com/office/word/2018/wordml/cex" xmlns:w16cid="http://schemas.microsoft.com/office/word/2016/wordml/cid" xmlns:w16="http://schemas.microsoft.com/office/word/2018/wordml" xmlns:w16du="http://schemas.microsoft.com/office/word/2023/wordml/word16du" xmlns:w16sdtdh="http://schemas.microsoft.com/office/word/2020/wordml/sdtdatahash" xmlns:w16sdtfl="http://schemas.microsoft.com/office/word/2024/wordml/sdtformatlock" xmlns:w16se="http://schemas.microsoft.com/office/word/2015/wordml/symex" xmlns:wpg="http://schemas.microsoft.com/office/word/2010/wordprocessingGroup" xmlns:wpi="http://schemas.microsoft.com/office/word/2010/wordprocessingInk" xmlns:wne="http://schemas.microsoft.com/office/word/2006/wordml" xmlns:wps="http://schemas.microsoft.com/office/word/2010/wordprocessingShape" mc:Ignorable="w14 w15 w16se w16cid w16 w16cex w16sdtdh w16sdtfl w16du wp14">
   <w:sdt>
     <w:sdtPr>
       <w:rPr>
@@ -102,7 +102,7 @@
 </file>
 
 <file path=word/footer2.xml><?xml version="1.0" encoding="utf-8"?>
-<w:ftr xmlns:wpc="http://schemas.microsoft.com/office/word/2010/wordprocessingCanvas" xmlns:cx="http://schemas.microsoft.com/office/drawing/2014/chartex" xmlns:cx1="http://schemas.microsoft.com/office/drawing/2015/9/8/chartex" xmlns:cx2="http://schemas.microsoft.com/office/drawing/2015/10/21/chartex" xmlns:cx3="http://schemas.microsoft.com/office/drawing/2016/5/9/chartex" xmlns:cx4="http://schemas.microsoft.com/office/drawing/2016/5/10/chartex" xmlns:cx5="http://schemas.microsoft.com/office/drawing/2016/5/11/chartex" xmlns:cx6="http://schemas.microsoft.com/office/drawing/2016/5/12/chartex" xmlns:cx7="http://schemas.microsoft.com/office/drawing/2016/5/13/chartex" xmlns:cx8="http://schemas.microsoft.com/office/drawing/2016/5/14/chartex" xmlns:mc="http://schemas.openxmlformats.org/markup-compatibility/2006" xmlns:aink="http://schemas.microsoft.com/office/drawing/2016/ink" xmlns:am3d="http://schemas.microsoft.com/office/drawing/2017/model3d" xmlns:o="urn:schemas-microsoft-com:office:office" xmlns:oel="http://schemas.microsoft.com/office/2019/extlst" xmlns:r="http://schemas.openxmlformats.org/officeDocument/2006/relationships" xmlns:m="http://schemas.openxmlformats.org/officeDocument/2006/math" xmlns:v="urn:schemas-microsoft-com:vml" xmlns:wp14="http://schemas.microsoft.com/office/word/2010/wordprocessingDrawing" xmlns:wp="http://schemas.openxmlformats.org/drawingml/2006/wordprocessingDrawing" xmlns:w10="urn:schemas-microsoft-com:office:word" xmlns:w="http://schemas.openxmlformats.org/wordprocessingml/2006/main" xmlns:w14="http://schemas.microsoft.com/office/word/2010/wordml" xmlns:w15="http://schemas.microsoft.com/office/word/2012/wordml" xmlns:w16cex="http://schemas.microsoft.com/office/word/2018/wordml/cex" xmlns:w16cid="http://schemas.microsoft.com/office/word/2016/wordml/cid" xmlns:w16="http://schemas.microsoft.com/office/word/2018/wordml" xmlns:w16sdtdh="http://schemas.microsoft.com/office/word/2020/wordml/sdtdatahash" xmlns:w16se="http://schemas.microsoft.com/office/word/2015/wordml/symex" xmlns:wpg="http://schemas.microsoft.com/office/word/2010/wordprocessingGroup" xmlns:wpi="http://schemas.microsoft.com/office/word/2010/wordprocessingInk" xmlns:wne="http://schemas.microsoft.com/office/word/2006/wordml" xmlns:wps="http://schemas.microsoft.com/office/word/2010/wordprocessingShape" mc:Ignorable="w14 w15 w16se w16cid w16 w16cex w16sdtdh wp14">
+<w:ftr xmlns:wpc="http://schemas.microsoft.com/office/word/2010/wordprocessingCanvas" xmlns:cx="http://schemas.microsoft.com/office/drawing/2014/chartex" xmlns:cx1="http://schemas.microsoft.com/office/drawing/2015/9/8/chartex" xmlns:cx2="http://schemas.microsoft.com/office/drawing/2015/10/21/chartex" xmlns:cx3="http://schemas.microsoft.com/office/drawing/2016/5/9/chartex" xmlns:cx4="http://schemas.microsoft.com/office/drawing/2016/5/10/chartex" xmlns:cx5="http://schemas.microsoft.com/office/drawing/2016/5/11/chartex" xmlns:cx6="http://schemas.microsoft.com/office/drawing/2016/5/12/chartex" xmlns:cx7="http://schemas.microsoft.com/office/drawing/2016/5/13/chartex" xmlns:cx8="http://schemas.microsoft.com/office/drawing/2016/5/14/chartex" xmlns:mc="http://schemas.openxmlformats.org/markup-compatibility/2006" xmlns:aink="http://schemas.microsoft.com/office/drawing/2016/ink" xmlns:am3d="http://schemas.microsoft.com/office/drawing/2017/model3d" xmlns:o="urn:schemas-microsoft-com:office:office" xmlns:oel="http://schemas.microsoft.com/office/2019/extlst" xmlns:r="http://schemas.openxmlformats.org/officeDocument/2006/relationships" xmlns:m="http://schemas.openxmlformats.org/officeDocument/2006/math" xmlns:v="urn:schemas-microsoft-com:vml" xmlns:wp14="http://schemas.microsoft.com/office/word/2010/wordprocessingDrawing" xmlns:wp="http://schemas.openxmlformats.org/drawingml/2006/wordprocessingDrawing" xmlns:w10="urn:schemas-microsoft-com:office:word" xmlns:w="http://schemas.openxmlformats.org/wordprocessingml/2006/main" xmlns:w14="http://schemas.microsoft.com/office/word/2010/wordml" xmlns:w15="http://schemas.microsoft.com/office/word/2012/wordml" xmlns:w16cex="http://schemas.microsoft.com/office/word/2018/wordml/cex" xmlns:w16cid="http://schemas.microsoft.com/office/word/2016/wordml/cid" xmlns:w16="http://schemas.microsoft.com/office/word/2018/wordml" xmlns:w16du="http://schemas.microsoft.com/office/word/2023/wordml/word16du" xmlns:w16sdtdh="http://schemas.microsoft.com/office/word/2020/wordml/sdtdatahash" xmlns:w16sdtfl="http://schemas.microsoft.com/office/word/2024/wordml/sdtformatlock" xmlns:w16se="http://schemas.microsoft.com/office/word/2015/wordml/symex" xmlns:wpg="http://schemas.microsoft.com/office/word/2010/wordprocessingGroup" xmlns:wpi="http://schemas.microsoft.com/office/word/2010/wordprocessingInk" xmlns:wne="http://schemas.microsoft.com/office/word/2006/wordml" xmlns:wps="http://schemas.microsoft.com/office/word/2010/wordprocessingShape" mc:Ignorable="w14 w15 w16se w16cid w16 w16cex w16sdtdh w16sdtfl w16du wp14">
   <w:sdt>
     <w:sdtPr>
       <w:rPr>
@@ -213,14 +213,34 @@
         <w:szCs w:val="16"/>
         <w:lang w:val="fr-CH"/>
       </w:rPr>
-      <w:t>- = Moins de 100 étudiants dans ce sous-groupe</w:t>
+      <w:t xml:space="preserve">- = Moins de </w:t>
+    </w:r>
+    <w:bookmarkStart w:id="2" w:name="bmk1"/>
+    <w:r>
+      <w:rPr>
+        <w:rFonts w:ascii="Source Sans Pro" w:hAnsi="Source Sans Pro"/>
+        <w:sz w:val="16"/>
+        <w:szCs w:val="16"/>
+        <w:lang w:val="fr-CH"/>
+      </w:rPr>
+      <w:t>bmk1</w:t>
+    </w:r>
+    <w:bookmarkEnd w:id="2"/>
+    <w:r>
+      <w:rPr>
+        <w:rFonts w:ascii="Source Sans Pro" w:hAnsi="Source Sans Pro"/>
+        <w:sz w:val="16"/>
+        <w:szCs w:val="16"/>
+        <w:lang w:val="fr-CH"/>
+      </w:rPr>
+      <w:t xml:space="preserve"> étudiants dans ce sous-groupe</w:t>
     </w:r>
   </w:p>
 </w:ftr>
 </file>
 
 <file path=word/footer3.xml><?xml version="1.0" encoding="utf-8"?>
-<w:ftr xmlns:wpc="http://schemas.microsoft.com/office/word/2010/wordprocessingCanvas" xmlns:cx="http://schemas.microsoft.com/office/drawing/2014/chartex" xmlns:cx1="http://schemas.microsoft.com/office/drawing/2015/9/8/chartex" xmlns:cx2="http://schemas.microsoft.com/office/drawing/2015/10/21/chartex" xmlns:cx3="http://schemas.microsoft.com/office/drawing/2016/5/9/chartex" xmlns:cx4="http://schemas.microsoft.com/office/drawing/2016/5/10/chartex" xmlns:cx5="http://schemas.microsoft.com/office/drawing/2016/5/11/chartex" xmlns:cx6="http://schemas.microsoft.com/office/drawing/2016/5/12/chartex" xmlns:cx7="http://schemas.microsoft.com/office/drawing/2016/5/13/chartex" xmlns:cx8="http://schemas.microsoft.com/office/drawing/2016/5/14/chartex" xmlns:mc="http://schemas.openxmlformats.org/markup-compatibility/2006" xmlns:aink="http://schemas.microsoft.com/office/drawing/2016/ink" xmlns:am3d="http://schemas.microsoft.com/office/drawing/2017/model3d" xmlns:o="urn:schemas-microsoft-com:office:office" xmlns:oel="http://schemas.microsoft.com/office/2019/extlst" xmlns:r="http://schemas.openxmlformats.org/officeDocument/2006/relationships" xmlns:m="http://schemas.openxmlformats.org/officeDocument/2006/math" xmlns:v="urn:schemas-microsoft-com:vml" xmlns:wp14="http://schemas.microsoft.com/office/word/2010/wordprocessingDrawing" xmlns:wp="http://schemas.openxmlformats.org/drawingml/2006/wordprocessingDrawing" xmlns:w10="urn:schemas-microsoft-com:office:word" xmlns:w="http://schemas.openxmlformats.org/wordprocessingml/2006/main" xmlns:w14="http://schemas.microsoft.com/office/word/2010/wordml" xmlns:w15="http://schemas.microsoft.com/office/word/2012/wordml" xmlns:w16cex="http://schemas.microsoft.com/office/word/2018/wordml/cex" xmlns:w16cid="http://schemas.microsoft.com/office/word/2016/wordml/cid" xmlns:w16="http://schemas.microsoft.com/office/word/2018/wordml" xmlns:w16sdtdh="http://schemas.microsoft.com/office/word/2020/wordml/sdtdatahash" xmlns:w16se="http://schemas.microsoft.com/office/word/2015/wordml/symex" xmlns:wpg="http://schemas.microsoft.com/office/word/2010/wordprocessingGroup" xmlns:wpi="http://schemas.microsoft.com/office/word/2010/wordprocessingInk" xmlns:wne="http://schemas.microsoft.com/office/word/2006/wordml" xmlns:wps="http://schemas.microsoft.com/office/word/2010/wordprocessingShape" mc:Ignorable="w14 w15 w16se w16cid w16 w16cex w16sdtdh wp14">
+<w:ftr xmlns:wpc="http://schemas.microsoft.com/office/word/2010/wordprocessingCanvas" xmlns:cx="http://schemas.microsoft.com/office/drawing/2014/chartex" xmlns:cx1="http://schemas.microsoft.com/office/drawing/2015/9/8/chartex" xmlns:cx2="http://schemas.microsoft.com/office/drawing/2015/10/21/chartex" xmlns:cx3="http://schemas.microsoft.com/office/drawing/2016/5/9/chartex" xmlns:cx4="http://schemas.microsoft.com/office/drawing/2016/5/10/chartex" xmlns:cx5="http://schemas.microsoft.com/office/drawing/2016/5/11/chartex" xmlns:cx6="http://schemas.microsoft.com/office/drawing/2016/5/12/chartex" xmlns:cx7="http://schemas.microsoft.com/office/drawing/2016/5/13/chartex" xmlns:cx8="http://schemas.microsoft.com/office/drawing/2016/5/14/chartex" xmlns:mc="http://schemas.openxmlformats.org/markup-compatibility/2006" xmlns:aink="http://schemas.microsoft.com/office/drawing/2016/ink" xmlns:am3d="http://schemas.microsoft.com/office/drawing/2017/model3d" xmlns:o="urn:schemas-microsoft-com:office:office" xmlns:oel="http://schemas.microsoft.com/office/2019/extlst" xmlns:r="http://schemas.openxmlformats.org/officeDocument/2006/relationships" xmlns:m="http://schemas.openxmlformats.org/officeDocument/2006/math" xmlns:v="urn:schemas-microsoft-com:vml" xmlns:wp14="http://schemas.microsoft.com/office/word/2010/wordprocessingDrawing" xmlns:wp="http://schemas.openxmlformats.org/drawingml/2006/wordprocessingDrawing" xmlns:w10="urn:schemas-microsoft-com:office:word" xmlns:w="http://schemas.openxmlformats.org/wordprocessingml/2006/main" xmlns:w14="http://schemas.microsoft.com/office/word/2010/wordml" xmlns:w15="http://schemas.microsoft.com/office/word/2012/wordml" xmlns:w16cex="http://schemas.microsoft.com/office/word/2018/wordml/cex" xmlns:w16cid="http://schemas.microsoft.com/office/word/2016/wordml/cid" xmlns:w16="http://schemas.microsoft.com/office/word/2018/wordml" xmlns:w16du="http://schemas.microsoft.com/office/word/2023/wordml/word16du" xmlns:w16sdtdh="http://schemas.microsoft.com/office/word/2020/wordml/sdtdatahash" xmlns:w16sdtfl="http://schemas.microsoft.com/office/word/2024/wordml/sdtformatlock" xmlns:w16se="http://schemas.microsoft.com/office/word/2015/wordml/symex" xmlns:wpg="http://schemas.microsoft.com/office/word/2010/wordprocessingGroup" xmlns:wpi="http://schemas.microsoft.com/office/word/2010/wordprocessingInk" xmlns:wne="http://schemas.microsoft.com/office/word/2006/wordml" xmlns:wps="http://schemas.microsoft.com/office/word/2010/wordprocessingShape" mc:Ignorable="w14 w15 w16se w16cid w16 w16cex w16sdtdh w16sdtfl w16du wp14">
   <w:p>
     <w:pPr>
       <w:pStyle w:val="Footer"/>
@@ -230,7 +250,7 @@
 </file>
 
 <file path=word/footnotes.xml><?xml version="1.0" encoding="utf-8"?>
-<w:footnotes xmlns:wpc="http://schemas.microsoft.com/office/word/2010/wordprocessingCanvas" xmlns:cx="http://schemas.microsoft.com/office/drawing/2014/chartex" xmlns:cx1="http://schemas.microsoft.com/office/drawing/2015/9/8/chartex" xmlns:cx2="http://schemas.microsoft.com/office/drawing/2015/10/21/chartex" xmlns:cx3="http://schemas.microsoft.com/office/drawing/2016/5/9/chartex" xmlns:cx4="http://schemas.microsoft.com/office/drawing/2016/5/10/chartex" xmlns:cx5="http://schemas.microsoft.com/office/drawing/2016/5/11/chartex" xmlns:cx6="http://schemas.microsoft.com/office/drawing/2016/5/12/chartex" xmlns:cx7="http://schemas.microsoft.com/office/drawing/2016/5/13/chartex" xmlns:cx8="http://schemas.microsoft.com/office/drawing/2016/5/14/chartex" xmlns:mc="http://schemas.openxmlformats.org/markup-compatibility/2006" xmlns:aink="http://schemas.microsoft.com/office/drawing/2016/ink" xmlns:am3d="http://schemas.microsoft.com/office/drawing/2017/model3d" xmlns:o="urn:schemas-microsoft-com:office:office" xmlns:oel="http://schemas.microsoft.com/office/2019/extlst" xmlns:r="http://schemas.openxmlformats.org/officeDocument/2006/relationships" xmlns:m="http://schemas.openxmlformats.org/officeDocument/2006/math" xmlns:v="urn:schemas-microsoft-com:vml" xmlns:wp14="http://schemas.microsoft.com/office/word/2010/wordprocessingDrawing" xmlns:wp="http://schemas.openxmlformats.org/drawingml/2006/wordprocessingDrawing" xmlns:w10="urn:schemas-microsoft-com:office:word" xmlns:w="http://schemas.openxmlformats.org/wordprocessingml/2006/main" xmlns:w14="http://schemas.microsoft.com/office/word/2010/wordml" xmlns:w15="http://schemas.microsoft.com/office/word/2012/wordml" xmlns:w16cex="http://schemas.microsoft.com/office/word/2018/wordml/cex" xmlns:w16cid="http://schemas.microsoft.com/office/word/2016/wordml/cid" xmlns:w16="http://schemas.microsoft.com/office/word/2018/wordml" xmlns:w16sdtdh="http://schemas.microsoft.com/office/word/2020/wordml/sdtdatahash" xmlns:w16se="http://schemas.microsoft.com/office/word/2015/wordml/symex" xmlns:wpg="http://schemas.microsoft.com/office/word/2010/wordprocessingGroup" xmlns:wpi="http://schemas.microsoft.com/office/word/2010/wordprocessingInk" xmlns:wne="http://schemas.microsoft.com/office/word/2006/wordml" xmlns:wps="http://schemas.microsoft.com/office/word/2010/wordprocessingShape" mc:Ignorable="w14 w15 w16se w16cid w16 w16cex w16sdtdh wp14">
+<w:footnotes xmlns:wpc="http://schemas.microsoft.com/office/word/2010/wordprocessingCanvas" xmlns:cx="http://schemas.microsoft.com/office/drawing/2014/chartex" xmlns:cx1="http://schemas.microsoft.com/office/drawing/2015/9/8/chartex" xmlns:cx2="http://schemas.microsoft.com/office/drawing/2015/10/21/chartex" xmlns:cx3="http://schemas.microsoft.com/office/drawing/2016/5/9/chartex" xmlns:cx4="http://schemas.microsoft.com/office/drawing/2016/5/10/chartex" xmlns:cx5="http://schemas.microsoft.com/office/drawing/2016/5/11/chartex" xmlns:cx6="http://schemas.microsoft.com/office/drawing/2016/5/12/chartex" xmlns:cx7="http://schemas.microsoft.com/office/drawing/2016/5/13/chartex" xmlns:cx8="http://schemas.microsoft.com/office/drawing/2016/5/14/chartex" xmlns:mc="http://schemas.openxmlformats.org/markup-compatibility/2006" xmlns:aink="http://schemas.microsoft.com/office/drawing/2016/ink" xmlns:am3d="http://schemas.microsoft.com/office/drawing/2017/model3d" xmlns:o="urn:schemas-microsoft-com:office:office" xmlns:oel="http://schemas.microsoft.com/office/2019/extlst" xmlns:r="http://schemas.openxmlformats.org/officeDocument/2006/relationships" xmlns:m="http://schemas.openxmlformats.org/officeDocument/2006/math" xmlns:v="urn:schemas-microsoft-com:vml" xmlns:wp14="http://schemas.microsoft.com/office/word/2010/wordprocessingDrawing" xmlns:wp="http://schemas.openxmlformats.org/drawingml/2006/wordprocessingDrawing" xmlns:w10="urn:schemas-microsoft-com:office:word" xmlns:w="http://schemas.openxmlformats.org/wordprocessingml/2006/main" xmlns:w14="http://schemas.microsoft.com/office/word/2010/wordml" xmlns:w15="http://schemas.microsoft.com/office/word/2012/wordml" xmlns:w16cex="http://schemas.microsoft.com/office/word/2018/wordml/cex" xmlns:w16cid="http://schemas.microsoft.com/office/word/2016/wordml/cid" xmlns:w16="http://schemas.microsoft.com/office/word/2018/wordml" xmlns:w16du="http://schemas.microsoft.com/office/word/2023/wordml/word16du" xmlns:w16sdtdh="http://schemas.microsoft.com/office/word/2020/wordml/sdtdatahash" xmlns:w16sdtfl="http://schemas.microsoft.com/office/word/2024/wordml/sdtformatlock" xmlns:w16se="http://schemas.microsoft.com/office/word/2015/wordml/symex" xmlns:wpg="http://schemas.microsoft.com/office/word/2010/wordprocessingGroup" xmlns:wpi="http://schemas.microsoft.com/office/word/2010/wordprocessingInk" xmlns:wne="http://schemas.microsoft.com/office/word/2006/wordml" xmlns:wps="http://schemas.microsoft.com/office/word/2010/wordprocessingShape" mc:Ignorable="w14 w15 w16se w16cid w16 w16cex w16sdtdh w16sdtfl w16du wp14">
   <w:footnote w:type="separator" w:id="-1">
     <w:p>
       <w:r>
@@ -249,7 +269,7 @@
 </file>
 
 <file path=word/header1.xml><?xml version="1.0" encoding="utf-8"?>
-<w:hdr xmlns:wpc="http://schemas.microsoft.com/office/word/2010/wordprocessingCanvas" xmlns:cx="http://schemas.microsoft.com/office/drawing/2014/chartex" xmlns:cx1="http://schemas.microsoft.com/office/drawing/2015/9/8/chartex" xmlns:cx2="http://schemas.microsoft.com/office/drawing/2015/10/21/chartex" xmlns:cx3="http://schemas.microsoft.com/office/drawing/2016/5/9/chartex" xmlns:cx4="http://schemas.microsoft.com/office/drawing/2016/5/10/chartex" xmlns:cx5="http://schemas.microsoft.com/office/drawing/2016/5/11/chartex" xmlns:cx6="http://schemas.microsoft.com/office/drawing/2016/5/12/chartex" xmlns:cx7="http://schemas.microsoft.com/office/drawing/2016/5/13/chartex" xmlns:cx8="http://schemas.microsoft.com/office/drawing/2016/5/14/chartex" xmlns:mc="http://schemas.openxmlformats.org/markup-compatibility/2006" xmlns:aink="http://schemas.microsoft.com/office/drawing/2016/ink" xmlns:am3d="http://schemas.microsoft.com/office/drawing/2017/model3d" xmlns:o="urn:schemas-microsoft-com:office:office" xmlns:oel="http://schemas.microsoft.com/office/2019/extlst" xmlns:r="http://schemas.openxmlformats.org/officeDocument/2006/relationships" xmlns:m="http://schemas.openxmlformats.org/officeDocument/2006/math" xmlns:v="urn:schemas-microsoft-com:vml" xmlns:wp14="http://schemas.microsoft.com/office/word/2010/wordprocessingDrawing" xmlns:wp="http://schemas.openxmlformats.org/drawingml/2006/wordprocessingDrawing" xmlns:w10="urn:schemas-microsoft-com:office:word" xmlns:w="http://schemas.openxmlformats.org/wordprocessingml/2006/main" xmlns:w14="http://schemas.microsoft.com/office/word/2010/wordml" xmlns:w15="http://schemas.microsoft.com/office/word/2012/wordml" xmlns:w16cex="http://schemas.microsoft.com/office/word/2018/wordml/cex" xmlns:w16cid="http://schemas.microsoft.com/office/word/2016/wordml/cid" xmlns:w16="http://schemas.microsoft.com/office/word/2018/wordml" xmlns:w16sdtdh="http://schemas.microsoft.com/office/word/2020/wordml/sdtdatahash" xmlns:w16se="http://schemas.microsoft.com/office/word/2015/wordml/symex" xmlns:wpg="http://schemas.microsoft.com/office/word/2010/wordprocessingGroup" xmlns:wpi="http://schemas.microsoft.com/office/word/2010/wordprocessingInk" xmlns:wne="http://schemas.microsoft.com/office/word/2006/wordml" xmlns:wps="http://schemas.microsoft.com/office/word/2010/wordprocessingShape" mc:Ignorable="w14 w15 w16se w16cid w16 w16cex w16sdtdh wp14">
+<w:hdr xmlns:wpc="http://schemas.microsoft.com/office/word/2010/wordprocessingCanvas" xmlns:cx="http://schemas.microsoft.com/office/drawing/2014/chartex" xmlns:cx1="http://schemas.microsoft.com/office/drawing/2015/9/8/chartex" xmlns:cx2="http://schemas.microsoft.com/office/drawing/2015/10/21/chartex" xmlns:cx3="http://schemas.microsoft.com/office/drawing/2016/5/9/chartex" xmlns:cx4="http://schemas.microsoft.com/office/drawing/2016/5/10/chartex" xmlns:cx5="http://schemas.microsoft.com/office/drawing/2016/5/11/chartex" xmlns:cx6="http://schemas.microsoft.com/office/drawing/2016/5/12/chartex" xmlns:cx7="http://schemas.microsoft.com/office/drawing/2016/5/13/chartex" xmlns:cx8="http://schemas.microsoft.com/office/drawing/2016/5/14/chartex" xmlns:mc="http://schemas.openxmlformats.org/markup-compatibility/2006" xmlns:aink="http://schemas.microsoft.com/office/drawing/2016/ink" xmlns:am3d="http://schemas.microsoft.com/office/drawing/2017/model3d" xmlns:o="urn:schemas-microsoft-com:office:office" xmlns:oel="http://schemas.microsoft.com/office/2019/extlst" xmlns:r="http://schemas.openxmlformats.org/officeDocument/2006/relationships" xmlns:m="http://schemas.openxmlformats.org/officeDocument/2006/math" xmlns:v="urn:schemas-microsoft-com:vml" xmlns:wp14="http://schemas.microsoft.com/office/word/2010/wordprocessingDrawing" xmlns:wp="http://schemas.openxmlformats.org/drawingml/2006/wordprocessingDrawing" xmlns:w10="urn:schemas-microsoft-com:office:word" xmlns:w="http://schemas.openxmlformats.org/wordprocessingml/2006/main" xmlns:w14="http://schemas.microsoft.com/office/word/2010/wordml" xmlns:w15="http://schemas.microsoft.com/office/word/2012/wordml" xmlns:w16cex="http://schemas.microsoft.com/office/word/2018/wordml/cex" xmlns:w16cid="http://schemas.microsoft.com/office/word/2016/wordml/cid" xmlns:w16="http://schemas.microsoft.com/office/word/2018/wordml" xmlns:w16du="http://schemas.microsoft.com/office/word/2023/wordml/word16du" xmlns:w16sdtdh="http://schemas.microsoft.com/office/word/2020/wordml/sdtdatahash" xmlns:w16sdtfl="http://schemas.microsoft.com/office/word/2024/wordml/sdtformatlock" xmlns:w16se="http://schemas.microsoft.com/office/word/2015/wordml/symex" xmlns:wpg="http://schemas.microsoft.com/office/word/2010/wordprocessingGroup" xmlns:wpi="http://schemas.microsoft.com/office/word/2010/wordprocessingInk" xmlns:wne="http://schemas.microsoft.com/office/word/2006/wordml" xmlns:wps="http://schemas.microsoft.com/office/word/2010/wordprocessingShape" mc:Ignorable="w14 w15 w16se w16cid w16 w16cex w16sdtdh w16sdtfl w16du wp14">
   <w:p>
     <w:pPr>
       <w:pStyle w:val="Header"/>
@@ -259,7 +279,7 @@
 </file>
 
 <file path=word/header2.xml><?xml version="1.0" encoding="utf-8"?>
-<w:hdr xmlns:wpc="http://schemas.microsoft.com/office/word/2010/wordprocessingCanvas" xmlns:cx="http://schemas.microsoft.com/office/drawing/2014/chartex" xmlns:cx1="http://schemas.microsoft.com/office/drawing/2015/9/8/chartex" xmlns:cx2="http://schemas.microsoft.com/office/drawing/2015/10/21/chartex" xmlns:cx3="http://schemas.microsoft.com/office/drawing/2016/5/9/chartex" xmlns:cx4="http://schemas.microsoft.com/office/drawing/2016/5/10/chartex" xmlns:cx5="http://schemas.microsoft.com/office/drawing/2016/5/11/chartex" xmlns:cx6="http://schemas.microsoft.com/office/drawing/2016/5/12/chartex" xmlns:cx7="http://schemas.microsoft.com/office/drawing/2016/5/13/chartex" xmlns:cx8="http://schemas.microsoft.com/office/drawing/2016/5/14/chartex" xmlns:mc="http://schemas.openxmlformats.org/markup-compatibility/2006" xmlns:aink="http://schemas.microsoft.com/office/drawing/2016/ink" xmlns:am3d="http://schemas.microsoft.com/office/drawing/2017/model3d" xmlns:o="urn:schemas-microsoft-com:office:office" xmlns:oel="http://schemas.microsoft.com/office/2019/extlst" xmlns:r="http://schemas.openxmlformats.org/officeDocument/2006/relationships" xmlns:m="http://schemas.openxmlformats.org/officeDocument/2006/math" xmlns:v="urn:schemas-microsoft-com:vml" xmlns:wp14="http://schemas.microsoft.com/office/word/2010/wordprocessingDrawing" xmlns:wp="http://schemas.openxmlformats.org/drawingml/2006/wordprocessingDrawing" xmlns:w10="urn:schemas-microsoft-com:office:word" xmlns:w="http://schemas.openxmlformats.org/wordprocessingml/2006/main" xmlns:w14="http://schemas.microsoft.com/office/word/2010/wordml" xmlns:w15="http://schemas.microsoft.com/office/word/2012/wordml" xmlns:w16cex="http://schemas.microsoft.com/office/word/2018/wordml/cex" xmlns:w16cid="http://schemas.microsoft.com/office/word/2016/wordml/cid" xmlns:w16="http://schemas.microsoft.com/office/word/2018/wordml" xmlns:w16sdtdh="http://schemas.microsoft.com/office/word/2020/wordml/sdtdatahash" xmlns:w16se="http://schemas.microsoft.com/office/word/2015/wordml/symex" xmlns:wpg="http://schemas.microsoft.com/office/word/2010/wordprocessingGroup" xmlns:wpi="http://schemas.microsoft.com/office/word/2010/wordprocessingInk" xmlns:wne="http://schemas.microsoft.com/office/word/2006/wordml" xmlns:wps="http://schemas.microsoft.com/office/word/2010/wordprocessingShape" mc:Ignorable="w14 w15 w16se w16cid w16 w16cex w16sdtdh wp14">
+<w:hdr xmlns:wpc="http://schemas.microsoft.com/office/word/2010/wordprocessingCanvas" xmlns:cx="http://schemas.microsoft.com/office/drawing/2014/chartex" xmlns:cx1="http://schemas.microsoft.com/office/drawing/2015/9/8/chartex" xmlns:cx2="http://schemas.microsoft.com/office/drawing/2015/10/21/chartex" xmlns:cx3="http://schemas.microsoft.com/office/drawing/2016/5/9/chartex" xmlns:cx4="http://schemas.microsoft.com/office/drawing/2016/5/10/chartex" xmlns:cx5="http://schemas.microsoft.com/office/drawing/2016/5/11/chartex" xmlns:cx6="http://schemas.microsoft.com/office/drawing/2016/5/12/chartex" xmlns:cx7="http://schemas.microsoft.com/office/drawing/2016/5/13/chartex" xmlns:cx8="http://schemas.microsoft.com/office/drawing/2016/5/14/chartex" xmlns:mc="http://schemas.openxmlformats.org/markup-compatibility/2006" xmlns:aink="http://schemas.microsoft.com/office/drawing/2016/ink" xmlns:am3d="http://schemas.microsoft.com/office/drawing/2017/model3d" xmlns:o="urn:schemas-microsoft-com:office:office" xmlns:oel="http://schemas.microsoft.com/office/2019/extlst" xmlns:r="http://schemas.openxmlformats.org/officeDocument/2006/relationships" xmlns:m="http://schemas.openxmlformats.org/officeDocument/2006/math" xmlns:v="urn:schemas-microsoft-com:vml" xmlns:wp14="http://schemas.microsoft.com/office/word/2010/wordprocessingDrawing" xmlns:wp="http://schemas.openxmlformats.org/drawingml/2006/wordprocessingDrawing" xmlns:w10="urn:schemas-microsoft-com:office:word" xmlns:w="http://schemas.openxmlformats.org/wordprocessingml/2006/main" xmlns:w14="http://schemas.microsoft.com/office/word/2010/wordml" xmlns:w15="http://schemas.microsoft.com/office/word/2012/wordml" xmlns:w16cex="http://schemas.microsoft.com/office/word/2018/wordml/cex" xmlns:w16cid="http://schemas.microsoft.com/office/word/2016/wordml/cid" xmlns:w16="http://schemas.microsoft.com/office/word/2018/wordml" xmlns:w16du="http://schemas.microsoft.com/office/word/2023/wordml/word16du" xmlns:w16sdtdh="http://schemas.microsoft.com/office/word/2020/wordml/sdtdatahash" xmlns:w16sdtfl="http://schemas.microsoft.com/office/word/2024/wordml/sdtformatlock" xmlns:w16se="http://schemas.microsoft.com/office/word/2015/wordml/symex" xmlns:wpg="http://schemas.microsoft.com/office/word/2010/wordprocessingGroup" xmlns:wpi="http://schemas.microsoft.com/office/word/2010/wordprocessingInk" xmlns:wne="http://schemas.microsoft.com/office/word/2006/wordml" xmlns:wps="http://schemas.microsoft.com/office/word/2010/wordprocessingShape" mc:Ignorable="w14 w15 w16se w16cid w16 w16cex w16sdtdh w16sdtfl w16du wp14">
   <w:p>
     <w:pPr>
       <w:jc w:val="center"/>
@@ -286,7 +306,6 @@
       <w:t xml:space="preserve">Résultats de l’Enquête mondiale en milieu scolaire sur la santé des élèves </w:t>
     </w:r>
     <w:bookmarkStart w:id="0" w:name="year"/>
-    <w:proofErr w:type="spellStart"/>
     <w:r>
       <w:rPr>
         <w:rFonts w:ascii="Source Sans Pro" w:hAnsi="Source Sans Pro"/>
@@ -300,7 +319,6 @@
       <w:t>year</w:t>
     </w:r>
     <w:bookmarkEnd w:id="0"/>
-    <w:proofErr w:type="spellEnd"/>
   </w:p>
   <w:p>
     <w:pPr>
@@ -349,42 +367,14 @@
         <w:sz w:val="20"/>
         <w:szCs w:val="20"/>
       </w:rPr>
-      <w:t xml:space="preserve">Tableaux </w:t>
+      <w:t>Tableaux récapitulatifs - Données pondérées</w:t>
     </w:r>
-    <w:proofErr w:type="spellStart"/>
-    <w:r>
-      <w:rPr>
-        <w:rFonts w:ascii="Source Sans Pro" w:hAnsi="Source Sans Pro"/>
-        <w:sz w:val="20"/>
-        <w:szCs w:val="20"/>
-      </w:rPr>
-      <w:t>récapitulatifs</w:t>
-    </w:r>
-    <w:proofErr w:type="spellEnd"/>
-    <w:r>
-      <w:rPr>
-        <w:rFonts w:ascii="Source Sans Pro" w:hAnsi="Source Sans Pro"/>
-        <w:sz w:val="20"/>
-        <w:szCs w:val="20"/>
-      </w:rPr>
-      <w:t xml:space="preserve"> - Données </w:t>
-    </w:r>
-    <w:proofErr w:type="spellStart"/>
-    <w:r>
-      <w:rPr>
-        <w:rFonts w:ascii="Source Sans Pro" w:hAnsi="Source Sans Pro"/>
-        <w:sz w:val="20"/>
-        <w:szCs w:val="20"/>
-      </w:rPr>
-      <w:t>pondérées</w:t>
-    </w:r>
-    <w:proofErr w:type="spellEnd"/>
   </w:p>
 </w:hdr>
 </file>
 
 <file path=word/header3.xml><?xml version="1.0" encoding="utf-8"?>
-<w:hdr xmlns:wpc="http://schemas.microsoft.com/office/word/2010/wordprocessingCanvas" xmlns:cx="http://schemas.microsoft.com/office/drawing/2014/chartex" xmlns:cx1="http://schemas.microsoft.com/office/drawing/2015/9/8/chartex" xmlns:cx2="http://schemas.microsoft.com/office/drawing/2015/10/21/chartex" xmlns:cx3="http://schemas.microsoft.com/office/drawing/2016/5/9/chartex" xmlns:cx4="http://schemas.microsoft.com/office/drawing/2016/5/10/chartex" xmlns:cx5="http://schemas.microsoft.com/office/drawing/2016/5/11/chartex" xmlns:cx6="http://schemas.microsoft.com/office/drawing/2016/5/12/chartex" xmlns:cx7="http://schemas.microsoft.com/office/drawing/2016/5/13/chartex" xmlns:cx8="http://schemas.microsoft.com/office/drawing/2016/5/14/chartex" xmlns:mc="http://schemas.openxmlformats.org/markup-compatibility/2006" xmlns:aink="http://schemas.microsoft.com/office/drawing/2016/ink" xmlns:am3d="http://schemas.microsoft.com/office/drawing/2017/model3d" xmlns:o="urn:schemas-microsoft-com:office:office" xmlns:oel="http://schemas.microsoft.com/office/2019/extlst" xmlns:r="http://schemas.openxmlformats.org/officeDocument/2006/relationships" xmlns:m="http://schemas.openxmlformats.org/officeDocument/2006/math" xmlns:v="urn:schemas-microsoft-com:vml" xmlns:wp14="http://schemas.microsoft.com/office/word/2010/wordprocessingDrawing" xmlns:wp="http://schemas.openxmlformats.org/drawingml/2006/wordprocessingDrawing" xmlns:w10="urn:schemas-microsoft-com:office:word" xmlns:w="http://schemas.openxmlformats.org/wordprocessingml/2006/main" xmlns:w14="http://schemas.microsoft.com/office/word/2010/wordml" xmlns:w15="http://schemas.microsoft.com/office/word/2012/wordml" xmlns:w16cex="http://schemas.microsoft.com/office/word/2018/wordml/cex" xmlns:w16cid="http://schemas.microsoft.com/office/word/2016/wordml/cid" xmlns:w16="http://schemas.microsoft.com/office/word/2018/wordml" xmlns:w16sdtdh="http://schemas.microsoft.com/office/word/2020/wordml/sdtdatahash" xmlns:w16se="http://schemas.microsoft.com/office/word/2015/wordml/symex" xmlns:wpg="http://schemas.microsoft.com/office/word/2010/wordprocessingGroup" xmlns:wpi="http://schemas.microsoft.com/office/word/2010/wordprocessingInk" xmlns:wne="http://schemas.microsoft.com/office/word/2006/wordml" xmlns:wps="http://schemas.microsoft.com/office/word/2010/wordprocessingShape" mc:Ignorable="w14 w15 w16se w16cid w16 w16cex w16sdtdh wp14">
+<w:hdr xmlns:wpc="http://schemas.microsoft.com/office/word/2010/wordprocessingCanvas" xmlns:cx="http://schemas.microsoft.com/office/drawing/2014/chartex" xmlns:cx1="http://schemas.microsoft.com/office/drawing/2015/9/8/chartex" xmlns:cx2="http://schemas.microsoft.com/office/drawing/2015/10/21/chartex" xmlns:cx3="http://schemas.microsoft.com/office/drawing/2016/5/9/chartex" xmlns:cx4="http://schemas.microsoft.com/office/drawing/2016/5/10/chartex" xmlns:cx5="http://schemas.microsoft.com/office/drawing/2016/5/11/chartex" xmlns:cx6="http://schemas.microsoft.com/office/drawing/2016/5/12/chartex" xmlns:cx7="http://schemas.microsoft.com/office/drawing/2016/5/13/chartex" xmlns:cx8="http://schemas.microsoft.com/office/drawing/2016/5/14/chartex" xmlns:mc="http://schemas.openxmlformats.org/markup-compatibility/2006" xmlns:aink="http://schemas.microsoft.com/office/drawing/2016/ink" xmlns:am3d="http://schemas.microsoft.com/office/drawing/2017/model3d" xmlns:o="urn:schemas-microsoft-com:office:office" xmlns:oel="http://schemas.microsoft.com/office/2019/extlst" xmlns:r="http://schemas.openxmlformats.org/officeDocument/2006/relationships" xmlns:m="http://schemas.openxmlformats.org/officeDocument/2006/math" xmlns:v="urn:schemas-microsoft-com:vml" xmlns:wp14="http://schemas.microsoft.com/office/word/2010/wordprocessingDrawing" xmlns:wp="http://schemas.openxmlformats.org/drawingml/2006/wordprocessingDrawing" xmlns:w10="urn:schemas-microsoft-com:office:word" xmlns:w="http://schemas.openxmlformats.org/wordprocessingml/2006/main" xmlns:w14="http://schemas.microsoft.com/office/word/2010/wordml" xmlns:w15="http://schemas.microsoft.com/office/word/2012/wordml" xmlns:w16cex="http://schemas.microsoft.com/office/word/2018/wordml/cex" xmlns:w16cid="http://schemas.microsoft.com/office/word/2016/wordml/cid" xmlns:w16="http://schemas.microsoft.com/office/word/2018/wordml" xmlns:w16du="http://schemas.microsoft.com/office/word/2023/wordml/word16du" xmlns:w16sdtdh="http://schemas.microsoft.com/office/word/2020/wordml/sdtdatahash" xmlns:w16sdtfl="http://schemas.microsoft.com/office/word/2024/wordml/sdtformatlock" xmlns:w16se="http://schemas.microsoft.com/office/word/2015/wordml/symex" xmlns:wpg="http://schemas.microsoft.com/office/word/2010/wordprocessingGroup" xmlns:wpi="http://schemas.microsoft.com/office/word/2010/wordprocessingInk" xmlns:wne="http://schemas.microsoft.com/office/word/2006/wordml" xmlns:wps="http://schemas.microsoft.com/office/word/2010/wordprocessingShape" mc:Ignorable="w14 w15 w16se w16cid w16 w16cex w16sdtdh w16sdtfl w16du wp14">
   <w:p>
     <w:pPr>
       <w:pStyle w:val="Header"/>
@@ -394,7 +384,7 @@
 </file>
 
 <file path=word/styles.xml><?xml version="1.0" encoding="utf-8"?>
-<w:styles xmlns:mc="http://schemas.openxmlformats.org/markup-compatibility/2006" xmlns:r="http://schemas.openxmlformats.org/officeDocument/2006/relationships" xmlns:w="http://schemas.openxmlformats.org/wordprocessingml/2006/main" xmlns:w14="http://schemas.microsoft.com/office/word/2010/wordml" xmlns:w15="http://schemas.microsoft.com/office/word/2012/wordml" xmlns:w16cex="http://schemas.microsoft.com/office/word/2018/wordml/cex" xmlns:w16cid="http://schemas.microsoft.com/office/word/2016/wordml/cid" xmlns:w16="http://schemas.microsoft.com/office/word/2018/wordml" xmlns:w16sdtdh="http://schemas.microsoft.com/office/word/2020/wordml/sdtdatahash" xmlns:w16se="http://schemas.microsoft.com/office/word/2015/wordml/symex" mc:Ignorable="w14 w15 w16se w16cid w16 w16cex w16sdtdh">
+<w:styles xmlns:mc="http://schemas.openxmlformats.org/markup-compatibility/2006" xmlns:r="http://schemas.openxmlformats.org/officeDocument/2006/relationships" xmlns:w="http://schemas.openxmlformats.org/wordprocessingml/2006/main" xmlns:w14="http://schemas.microsoft.com/office/word/2010/wordml" xmlns:w15="http://schemas.microsoft.com/office/word/2012/wordml" xmlns:w16cex="http://schemas.microsoft.com/office/word/2018/wordml/cex" xmlns:w16cid="http://schemas.microsoft.com/office/word/2016/wordml/cid" xmlns:w16="http://schemas.microsoft.com/office/word/2018/wordml" xmlns:w16du="http://schemas.microsoft.com/office/word/2023/wordml/word16du" xmlns:w16sdtdh="http://schemas.microsoft.com/office/word/2020/wordml/sdtdatahash" xmlns:w16sdtfl="http://schemas.microsoft.com/office/word/2024/wordml/sdtformatlock" xmlns:w16se="http://schemas.microsoft.com/office/word/2015/wordml/symex" mc:Ignorable="w14 w15 w16se w16cid w16 w16cex w16sdtdh w16sdtfl w16du">
   <w:docDefaults>
     <w:rPrDefault>
       <w:rPr>
